--- a/lessons/2-12-group2/homework.docx
+++ b/lessons/2-12-group2/homework.docx
@@ -115,7 +115,7 @@
           <wp:inline distT="0" distB="0" distL="0" distR="0">
             <wp:extent cx="1047750" cy="790575"/>
             <wp:effectExtent t="0" r="0" b="0" l="0"/>
-            <wp:docPr id="1" name="" descr="" title=""/>
+            <wp:docPr id="1" name="Product" descr="Picture illustrating the vocabulary word &quot;Product&quot;" title="Product"/>
             <wp:cNvGraphicFramePr>
               <a:graphicFrameLocks xmlns:a="http://schemas.openxmlformats.org/drawingml/2006/main" noChangeAspect="1"/>
             </wp:cNvGraphicFramePr>
@@ -161,10 +161,10 @@
           <w:b/>
           <w:bCs/>
         </w:rPr>
-        <w:t xml:space="preserve">Multiply Decimals (Multiplicar decimales)</w:t>
-      </w:r>
-      <w:r>
-        <w:t xml:space="preserve"> — Find the product of decimals, then use place value to place the decimal point.</w:t>
+        <w:t xml:space="preserve">Product (Producto)</w:t>
+      </w:r>
+      <w:r>
+        <w:t xml:space="preserve"> — The answer when you multiply.</w:t>
       </w:r>
     </w:p>
     <w:p>
@@ -176,9 +176,9 @@
       <w:r>
         <w:drawing>
           <wp:inline distT="0" distB="0" distL="0" distR="0">
-            <wp:extent cx="1047750" cy="790575"/>
+            <wp:extent cx="1047750" cy="628650"/>
             <wp:effectExtent t="0" r="0" b="0" l="0"/>
-            <wp:docPr id="1" name="" descr="" title=""/>
+            <wp:docPr id="1" name="Decimal point" descr="Picture illustrating the vocabulary word &quot;Decimal point&quot;" title="Decimal point"/>
             <wp:cNvGraphicFramePr>
               <a:graphicFrameLocks xmlns:a="http://schemas.openxmlformats.org/drawingml/2006/main" noChangeAspect="1"/>
             </wp:cNvGraphicFramePr>
@@ -201,7 +201,7 @@
                   <pic:spPr bwMode="auto">
                     <a:xfrm>
                       <a:off x="0" y="0"/>
-                      <a:ext cx="1047750" cy="790575"/>
+                      <a:ext cx="1047750" cy="628650"/>
                     </a:xfrm>
                     <a:prstGeom prst="rect">
                       <a:avLst/>
@@ -224,10 +224,10 @@
           <w:b/>
           <w:bCs/>
         </w:rPr>
-        <w:t xml:space="preserve">Product (Producto)</w:t>
-      </w:r>
-      <w:r>
-        <w:t xml:space="preserve"> — The answer when you multiply.</w:t>
+        <w:t xml:space="preserve">Decimal point (Punto decimal)</w:t>
+      </w:r>
+      <w:r>
+        <w:t xml:space="preserve"> — The dot that splits the whole number from the part after it.</w:t>
       </w:r>
     </w:p>
     <w:p>
@@ -239,9 +239,9 @@
       <w:r>
         <w:drawing>
           <wp:inline distT="0" distB="0" distL="0" distR="0">
-            <wp:extent cx="1047750" cy="628650"/>
+            <wp:extent cx="1047750" cy="790575"/>
             <wp:effectExtent t="0" r="0" b="0" l="0"/>
-            <wp:docPr id="1" name="" descr="" title=""/>
+            <wp:docPr id="1" name="Estimate" descr="Picture illustrating the vocabulary word &quot;Estimate&quot;" title="Estimate"/>
             <wp:cNvGraphicFramePr>
               <a:graphicFrameLocks xmlns:a="http://schemas.openxmlformats.org/drawingml/2006/main" noChangeAspect="1"/>
             </wp:cNvGraphicFramePr>
@@ -264,7 +264,7 @@
                   <pic:spPr bwMode="auto">
                     <a:xfrm>
                       <a:off x="0" y="0"/>
-                      <a:ext cx="1047750" cy="628650"/>
+                      <a:ext cx="1047750" cy="790575"/>
                     </a:xfrm>
                     <a:prstGeom prst="rect">
                       <a:avLst/>
@@ -287,10 +287,10 @@
           <w:b/>
           <w:bCs/>
         </w:rPr>
-        <w:t xml:space="preserve">Decimal point (Punto decimal)</w:t>
-      </w:r>
-      <w:r>
-        <w:t xml:space="preserve"> — The dot that splits the whole number from the part after it.</w:t>
+        <w:t xml:space="preserve">Estimate (Estimar)</w:t>
+      </w:r>
+      <w:r>
+        <w:t xml:space="preserve"> — A close answer you get by rounding first.</w:t>
       </w:r>
     </w:p>
     <w:p>
@@ -302,9 +302,9 @@
       <w:r>
         <w:drawing>
           <wp:inline distT="0" distB="0" distL="0" distR="0">
-            <wp:extent cx="1047750" cy="790575"/>
+            <wp:extent cx="1047750" cy="628650"/>
             <wp:effectExtent t="0" r="0" b="0" l="0"/>
-            <wp:docPr id="1" name="" descr="" title=""/>
+            <wp:docPr id="1" name="Place value" descr="Picture illustrating the vocabulary word &quot;Place value&quot;" title="Place value"/>
             <wp:cNvGraphicFramePr>
               <a:graphicFrameLocks xmlns:a="http://schemas.openxmlformats.org/drawingml/2006/main" noChangeAspect="1"/>
             </wp:cNvGraphicFramePr>
@@ -327,7 +327,7 @@
                   <pic:spPr bwMode="auto">
                     <a:xfrm>
                       <a:off x="0" y="0"/>
-                      <a:ext cx="1047750" cy="790575"/>
+                      <a:ext cx="1047750" cy="628650"/>
                     </a:xfrm>
                     <a:prstGeom prst="rect">
                       <a:avLst/>
@@ -350,10 +350,10 @@
           <w:b/>
           <w:bCs/>
         </w:rPr>
-        <w:t xml:space="preserve">Estimate (Estimar)</w:t>
-      </w:r>
-      <w:r>
-        <w:t xml:space="preserve"> — A close answer you get by rounding first.</w:t>
+        <w:t xml:space="preserve">Place value (Valor posicional)</w:t>
+      </w:r>
+      <w:r>
+        <w:t xml:space="preserve"> — What a digit is worth based on where it sits in a number.</w:t>
       </w:r>
     </w:p>
     <w:p>
@@ -365,9 +365,9 @@
       <w:r>
         <w:drawing>
           <wp:inline distT="0" distB="0" distL="0" distR="0">
-            <wp:extent cx="1047750" cy="628650"/>
+            <wp:extent cx="1047750" cy="790575"/>
             <wp:effectExtent t="0" r="0" b="0" l="0"/>
-            <wp:docPr id="1" name="" descr="" title=""/>
+            <wp:docPr id="1" name="Decimal places" descr="Picture illustrating the vocabulary word &quot;Decimal places&quot;" title="Decimal places"/>
             <wp:cNvGraphicFramePr>
               <a:graphicFrameLocks xmlns:a="http://schemas.openxmlformats.org/drawingml/2006/main" noChangeAspect="1"/>
             </wp:cNvGraphicFramePr>
@@ -390,69 +390,6 @@
                   <pic:spPr bwMode="auto">
                     <a:xfrm>
                       <a:off x="0" y="0"/>
-                      <a:ext cx="1047750" cy="628650"/>
-                    </a:xfrm>
-                    <a:prstGeom prst="rect">
-                      <a:avLst/>
-                    </a:prstGeom>
-                  </pic:spPr>
-                </pic:pic>
-              </a:graphicData>
-            </a:graphic>
-          </wp:inline>
-        </w:drawing>
-      </w:r>
-    </w:p>
-    <w:p>
-      <w:pPr>
-        <w:keepNext/>
-        <w:spacing w:after="120"/>
-      </w:pPr>
-      <w:r>
-        <w:rPr>
-          <w:b/>
-          <w:bCs/>
-        </w:rPr>
-        <w:t xml:space="preserve">Place value (Valor posicional)</w:t>
-      </w:r>
-      <w:r>
-        <w:t xml:space="preserve"> — What a digit is worth based on where it sits in a number.</w:t>
-      </w:r>
-    </w:p>
-    <w:p>
-      <w:pPr>
-        <w:keepNext/>
-        <w:spacing w:after="20" w:before="80"/>
-        <w:jc w:val="center"/>
-      </w:pPr>
-      <w:r>
-        <w:drawing>
-          <wp:inline distT="0" distB="0" distL="0" distR="0">
-            <wp:extent cx="1047750" cy="790575"/>
-            <wp:effectExtent t="0" r="0" b="0" l="0"/>
-            <wp:docPr id="1" name="" descr="" title=""/>
-            <wp:cNvGraphicFramePr>
-              <a:graphicFrameLocks xmlns:a="http://schemas.openxmlformats.org/drawingml/2006/main" noChangeAspect="1"/>
-            </wp:cNvGraphicFramePr>
-            <a:graphic xmlns:a="http://schemas.openxmlformats.org/drawingml/2006/main">
-              <a:graphicData uri="http://schemas.openxmlformats.org/drawingml/2006/picture">
-                <pic:pic xmlns:pic="http://schemas.openxmlformats.org/drawingml/2006/picture">
-                  <pic:nvPicPr>
-                    <pic:cNvPr id="0" name="" descr=""/>
-                    <pic:cNvPicPr>
-                      <a:picLocks noChangeAspect="1" noChangeArrowheads="1"/>
-                    </pic:cNvPicPr>
-                  </pic:nvPicPr>
-                  <pic:blipFill>
-                    <a:blip r:embed="rId12" cstate="none"/>
-                    <a:srcRect/>
-                    <a:stretch>
-                      <a:fillRect/>
-                    </a:stretch>
-                  </pic:blipFill>
-                  <pic:spPr bwMode="auto">
-                    <a:xfrm>
-                      <a:off x="0" y="0"/>
                       <a:ext cx="1047750" cy="790575"/>
                     </a:xfrm>
                     <a:prstGeom prst="rect">
@@ -524,31 +461,31 @@
         <w:spacing w:after="40" w:before="0"/>
       </w:pPr>
       <w:r>
-        <w:t xml:space="preserve">     A. 133.2 miles</w:t>
-      </w:r>
-    </w:p>
-    <w:p>
-      <w:pPr>
-        <w:spacing w:after="40" w:before="0"/>
-      </w:pPr>
-      <w:r>
-        <w:t xml:space="preserve">     B. 13.32 miles</w:t>
-      </w:r>
-    </w:p>
-    <w:p>
-      <w:pPr>
-        <w:spacing w:after="40" w:before="0"/>
-      </w:pPr>
-      <w:r>
-        <w:t xml:space="preserve">     C. 1,332 miles</w:t>
-      </w:r>
-    </w:p>
-    <w:p>
-      <w:pPr>
-        <w:spacing w:after="40" w:before="0"/>
-      </w:pPr>
-      <w:r>
-        <w:t xml:space="preserve">     D. 57.9 miles</w:t>
+        <w:t xml:space="preserve">     A. 13.32 miles</w:t>
+      </w:r>
+    </w:p>
+    <w:p>
+      <w:pPr>
+        <w:spacing w:after="40" w:before="0"/>
+      </w:pPr>
+      <w:r>
+        <w:t xml:space="preserve">     B. 57.9 miles</w:t>
+      </w:r>
+    </w:p>
+    <w:p>
+      <w:pPr>
+        <w:spacing w:after="40" w:before="0"/>
+      </w:pPr>
+      <w:r>
+        <w:t xml:space="preserve">     C. 133.2 miles</w:t>
+      </w:r>
+    </w:p>
+    <w:p>
+      <w:pPr>
+        <w:spacing w:after="40" w:before="0"/>
+      </w:pPr>
+      <w:r>
+        <w:t xml:space="preserve">     D. 1,332 miles</w:t>
       </w:r>
     </w:p>
     <w:p>
@@ -835,7 +772,7 @@
           <w:b/>
           <w:bCs/>
         </w:rPr>
-        <w:t xml:space="preserve">1. A. 133.2 miles</w:t>
+        <w:t xml:space="preserve">1. C. 133.2 miles</w:t>
       </w:r>
     </w:p>
     <w:p>
@@ -1136,7 +1073,14 @@
 <file path=word/styles.xml><?xml version="1.0" encoding="utf-8"?>
 <w:styles xmlns:mc="http://schemas.openxmlformats.org/markup-compatibility/2006" xmlns:r="http://schemas.openxmlformats.org/officeDocument/2006/relationships" xmlns:w="http://schemas.openxmlformats.org/wordprocessingml/2006/main" xmlns:w14="http://schemas.microsoft.com/office/word/2010/wordml" xmlns:w15="http://schemas.microsoft.com/office/word/2012/wordml" mc:Ignorable="w14 w15">
   <w:docDefaults>
-    <w:rPrDefault/>
+    <w:rPrDefault>
+      <w:rPr>
+        <w:rFonts w:ascii="Arial" w:cs="Arial" w:eastAsia="Arial" w:hAnsi="Arial"/>
+        <w:sz w:val="22"/>
+        <w:szCs w:val="22"/>
+        <w:lang w:val="en-US"/>
+      </w:rPr>
+    </w:rPrDefault>
     <w:pPrDefault/>
   </w:docDefaults>
   <w:style w:type="paragraph" w:styleId="Title">
@@ -1154,10 +1098,16 @@
     <w:basedOn w:val="Normal"/>
     <w:next w:val="Normal"/>
     <w:qFormat/>
-    <w:rPr>
-      <w:color w:val="2E74B5"/>
-      <w:sz w:val="32"/>
-      <w:szCs w:val="32"/>
+    <w:pPr>
+      <w:keepNext/>
+    </w:pPr>
+    <w:rPr>
+      <w:rFonts w:ascii="Arial" w:cs="Arial" w:eastAsia="Arial" w:hAnsi="Arial"/>
+      <w:b/>
+      <w:bCs/>
+      <w:color w:val="183E56"/>
+      <w:sz w:val="34"/>
+      <w:szCs w:val="34"/>
     </w:rPr>
   </w:style>
   <w:style w:type="paragraph" w:styleId="Heading2">
@@ -1165,8 +1115,14 @@
     <w:basedOn w:val="Normal"/>
     <w:next w:val="Normal"/>
     <w:qFormat/>
-    <w:rPr>
-      <w:color w:val="2E74B5"/>
+    <w:pPr>
+      <w:keepNext/>
+    </w:pPr>
+    <w:rPr>
+      <w:rFonts w:ascii="Arial" w:cs="Arial" w:eastAsia="Arial" w:hAnsi="Arial"/>
+      <w:b/>
+      <w:bCs/>
+      <w:color w:val="176B70"/>
       <w:sz w:val="26"/>
       <w:szCs w:val="26"/>
     </w:rPr>

--- a/lessons/2-12-group2/homework.docx
+++ b/lessons/2-12-group2/homework.docx
@@ -745,148 +745,6 @@
         <w:t xml:space="preserve">______________________________________________________________________</w:t>
       </w:r>
     </w:p>
-    <w:p>
-      <w:r>
-        <w:br w:type="page"/>
-      </w:r>
-    </w:p>
-    <w:p>
-      <w:pPr>
-        <w:pStyle w:val="Heading1"/>
-        <w:spacing w:after="120"/>
-      </w:pPr>
-      <w:r>
-        <w:rPr>
-          <w:b/>
-          <w:bCs/>
-        </w:rPr>
-        <w:t xml:space="preserve">Answer Key (Teacher)</w:t>
-      </w:r>
-    </w:p>
-    <w:p>
-      <w:pPr>
-        <w:spacing w:after="40" w:before="0"/>
-      </w:pPr>
-      <w:r>
-        <w:rPr>
-          <w:b/>
-          <w:bCs/>
-        </w:rPr>
-        <w:t xml:space="preserve">1. C. 133.2 miles</w:t>
-      </w:r>
-    </w:p>
-    <w:p>
-      <w:pPr>
-        <w:spacing w:after="20" w:before="0"/>
-      </w:pPr>
-      <w:r>
-        <w:t xml:space="preserve">     555 × 24 = 13,320. Total decimal places: 1 + 1 = 2. Answer: 133.20 = 133.2 miles.</w:t>
-      </w:r>
-    </w:p>
-    <w:p>
-      <w:pPr>
-        <w:spacing w:after="80" w:before="0"/>
-      </w:pPr>
-      <w:r>
-        <w:rPr>
-          <w:i/>
-          <w:iCs/>
-        </w:rPr>
-        <w:t xml:space="preserve">     Watch for: A common mistake in Multiply Decimals is counting decimal places from only one factor instead of adding the decimal places from BOTH factors. For example, in 0.4 × 0.06, a student multiplies 4 × 6 = 24, then places the decimal point using just one factor's place count (1 place), writing 0.24 instead of the correct answer: 0.4 has 1 decimal place and 0.06 has 2 decimal places, for a total of 3, so 24 becomes 0.024. Before you submit, count the decimal places in EACH factor separately and add them together — that total is how many decimal places belong in your final answer.</w:t>
-      </w:r>
-    </w:p>
-    <w:p>
-      <w:pPr>
-        <w:spacing w:after="40" w:before="0"/>
-      </w:pPr>
-      <w:r>
-        <w:rPr>
-          <w:b/>
-          <w:bCs/>
-        </w:rPr>
-        <w:t xml:space="preserve">2. Spot the Common Mistake — Placing the Decimal Point</w:t>
-      </w:r>
-    </w:p>
-    <w:p>
-      <w:pPr>
-        <w:spacing w:after="20" w:before="0"/>
-      </w:pPr>
-      <w:r>
-        <w:t xml:space="preserve">     The mistake is in Step 4.</w:t>
-      </w:r>
-    </w:p>
-    <w:p>
-      <w:pPr>
-        <w:spacing w:after="20" w:before="0"/>
-      </w:pPr>
-      <w:r>
-        <w:t xml:space="preserve">     Correct work: The whole-number product 15 × 24 = 360 and the count of 2 decimal places are both correct. The mistake is in placing the point: moving it 2 places from the right in 360 gives 3.60, not 0.36. So 1.5 × 2.4 = 3.6. An estimate of 2 × 2 = 4 confirms 3.6 is reasonable, while 0.36 is far too small.</w:t>
-      </w:r>
-    </w:p>
-    <w:p>
-      <w:pPr>
-        <w:spacing w:after="80" w:before="0"/>
-      </w:pPr>
-      <w:r>
-        <w:t xml:space="preserve">     Watch for: The digits 15 × 24 = 360 and the count of 2 decimal places are both correct; only the placement is off. Counting 2 places from the right end of 360 lands the point between the 3 and the 6, giving 3.60 = 3.6. An estimate of 2 × 2 = 4 confirms that 3.6 is the reasonable size and 0.36 is about ten times too small.</w:t>
-      </w:r>
-    </w:p>
-    <w:p>
-      <w:pPr>
-        <w:spacing w:after="40" w:before="0"/>
-      </w:pPr>
-      <w:r>
-        <w:rPr>
-          <w:b/>
-          <w:bCs/>
-        </w:rPr>
-        <w:t xml:space="preserve">3. Find Kai's Mistake</w:t>
-      </w:r>
-    </w:p>
-    <w:p>
-      <w:pPr>
-        <w:spacing w:after="20" w:before="0"/>
-      </w:pPr>
-      <w:r>
-        <w:t xml:space="preserve">     The mistake is in Step 3.</w:t>
-      </w:r>
-    </w:p>
-    <w:p>
-      <w:pPr>
-        <w:spacing w:after="20" w:before="0"/>
-      </w:pPr>
-      <w:r>
-        <w:t xml:space="preserve">     Correct work: Kai wrote a total of 2 decimal places, but the factors have 1 + 2 = 3 decimal places between them, so the product needs 3. Move the decimal 3 places in 7560 to get 7.560 = 7.56.</w:t>
-      </w:r>
-    </w:p>
-    <w:p>
-      <w:pPr>
-        <w:spacing w:after="80" w:before="0"/>
-      </w:pPr>
-      <w:r>
-        <w:t xml:space="preserve">     Watch for: Kai's whole-number product 24 × 315 = 7,560 is fine, but the place count is not: 2.4 has 1 decimal place and 3.15 has 2, so the total is 1 + 2 = 3 places, not 2. Moving the point 3 places from the right in 7560 gives 7.560 = 7.56, which matches the estimate 2 × 3 = 6.</w:t>
-      </w:r>
-    </w:p>
-    <w:p>
-      <w:pPr>
-        <w:spacing w:after="40" w:before="0"/>
-      </w:pPr>
-      <w:r>
-        <w:rPr>
-          <w:b/>
-          <w:bCs/>
-        </w:rPr>
-        <w:t xml:space="preserve">4. Open response — answers will vary.</w:t>
-      </w:r>
-    </w:p>
-    <w:p>
-      <w:pPr>
-        <w:spacing w:after="80" w:before="0"/>
-      </w:pPr>
-      <w:r>
-        <w:t xml:space="preserve">     Look for key words: multiply, decimal, product, 32.30, estimate, round, reasonable.</w:t>
-      </w:r>
-    </w:p>
     <w:sectPr>
       <w:pgSz w:w="11906" w:h="16838" w:orient="portrait"/>
       <w:pgMar w:top="720" w:right="900" w:bottom="720" w:left="900" w:header="708" w:footer="708" w:gutter="0"/>
